--- a/Backend/Director_Disclosure/Output_Disclosures/2024-25/GUJARAT_ADANI_INFRASTRUCTURE_PRIVATE_LIMITED/DIR-8/DIR8_SAMIR_SEVANTIBHAI_VORA_00005820.docx
+++ b/Backend/Director_Disclosure/Output_Disclosures/2024-25/GUJARAT_ADANI_INFRASTRUCTURE_PRIVATE_LIMITED/DIR-8/DIR8_SAMIR_SEVANTIBHAI_VORA_00005820.docx
@@ -136,7 +136,7 @@
         </w:rPr>
         <w:t xml:space="preserve">Address of Registered Office: </w:t>
         <w:tab/>
-        <w:t xml:space="preserve">Adani House Etynr Mithakali Six Roads Navrangpura Ahmedabad Gj 380009 In</w:t>
+        <w:t xml:space="preserve">Adani House Etynr Mithakali Six Roads Navrangpura, Ahmedabad, Gujarat, India, 380009</w:t>
       </w:r>
     </w:p>
     <w:p>
@@ -340,6 +340,286 @@
                 <w:b w:val="0"/>
                 <w:sz w:val="23"/>
               </w:rPr>
+              <w:t>VIZAG RAMBILLI DATA CENTER PARK LIMITED</w:t>
+            </w:r>
+          </w:p>
+        </w:tc>
+        <w:tc>
+          <w:tcPr>
+            <w:tcW w:type="dxa" w:w="2610"/>
+          </w:tcPr>
+          <w:p>
+            <w:pPr>
+              <w:spacing w:after="0"/>
+              <w:jc w:val="center"/>
+            </w:pPr>
+            <w:r>
+              <w:rPr>
+                <w:rFonts w:ascii="Adani" w:hAnsi="Adani" w:eastAsia="Adani" w:cs="Adani"/>
+                <w:b w:val="0"/>
+                <w:sz w:val="23"/>
+              </w:rPr>
+              <w:t>04/02/2026</w:t>
+            </w:r>
+          </w:p>
+        </w:tc>
+        <w:tc>
+          <w:tcPr>
+            <w:tcW w:type="dxa" w:w="2250"/>
+          </w:tcPr>
+          <w:p>
+            <w:pPr>
+              <w:spacing w:after="0"/>
+              <w:jc w:val="center"/>
+            </w:pPr>
+          </w:p>
+        </w:tc>
+      </w:tr>
+      <w:tr>
+        <w:tc>
+          <w:tcPr>
+            <w:tcW w:type="dxa" w:w="636"/>
+          </w:tcPr>
+          <w:p>
+            <w:pPr>
+              <w:spacing w:after="0"/>
+              <w:ind w:left="360"/>
+            </w:pPr>
+            <w:r>
+              <w:rPr>
+                <w:rFonts w:ascii="Adani" w:hAnsi="Adani" w:eastAsia="Adani" w:cs="Adani"/>
+                <w:b w:val="0"/>
+                <w:sz w:val="23"/>
+              </w:rPr>
+              <w:t>2</w:t>
+            </w:r>
+          </w:p>
+        </w:tc>
+        <w:tc>
+          <w:tcPr>
+            <w:tcW w:type="dxa" w:w="3864"/>
+          </w:tcPr>
+          <w:p>
+            <w:pPr>
+              <w:spacing w:after="0"/>
+              <w:jc w:val="both"/>
+            </w:pPr>
+            <w:r>
+              <w:rPr>
+                <w:rFonts w:ascii="Adani" w:hAnsi="Adani" w:eastAsia="Adani" w:cs="Adani"/>
+                <w:b w:val="0"/>
+                <w:sz w:val="23"/>
+              </w:rPr>
+              <w:t>VIZAG HYPERSCALE DATA CENTER PARK LIMITED</w:t>
+            </w:r>
+          </w:p>
+        </w:tc>
+        <w:tc>
+          <w:tcPr>
+            <w:tcW w:type="dxa" w:w="2610"/>
+          </w:tcPr>
+          <w:p>
+            <w:pPr>
+              <w:spacing w:after="0"/>
+              <w:jc w:val="center"/>
+            </w:pPr>
+            <w:r>
+              <w:rPr>
+                <w:rFonts w:ascii="Adani" w:hAnsi="Adani" w:eastAsia="Adani" w:cs="Adani"/>
+                <w:b w:val="0"/>
+                <w:sz w:val="23"/>
+              </w:rPr>
+              <w:t>03/02/2026</w:t>
+            </w:r>
+          </w:p>
+        </w:tc>
+        <w:tc>
+          <w:tcPr>
+            <w:tcW w:type="dxa" w:w="2250"/>
+          </w:tcPr>
+          <w:p>
+            <w:pPr>
+              <w:spacing w:after="0"/>
+              <w:jc w:val="center"/>
+            </w:pPr>
+          </w:p>
+        </w:tc>
+      </w:tr>
+      <w:tr>
+        <w:tc>
+          <w:tcPr>
+            <w:tcW w:type="dxa" w:w="636"/>
+          </w:tcPr>
+          <w:p>
+            <w:pPr>
+              <w:spacing w:after="0"/>
+              <w:ind w:left="360"/>
+            </w:pPr>
+            <w:r>
+              <w:rPr>
+                <w:rFonts w:ascii="Adani" w:hAnsi="Adani" w:eastAsia="Adani" w:cs="Adani"/>
+                <w:b w:val="0"/>
+                <w:sz w:val="23"/>
+              </w:rPr>
+              <w:t>3</w:t>
+            </w:r>
+          </w:p>
+        </w:tc>
+        <w:tc>
+          <w:tcPr>
+            <w:tcW w:type="dxa" w:w="3864"/>
+          </w:tcPr>
+          <w:p>
+            <w:pPr>
+              <w:spacing w:after="0"/>
+              <w:jc w:val="both"/>
+            </w:pPr>
+            <w:r>
+              <w:rPr>
+                <w:rFonts w:ascii="Adani" w:hAnsi="Adani" w:eastAsia="Adani" w:cs="Adani"/>
+                <w:b w:val="0"/>
+                <w:sz w:val="23"/>
+              </w:rPr>
+              <w:t>VIZAG MEGA DATA CENTER PARK LIMITED</w:t>
+            </w:r>
+          </w:p>
+        </w:tc>
+        <w:tc>
+          <w:tcPr>
+            <w:tcW w:type="dxa" w:w="2610"/>
+          </w:tcPr>
+          <w:p>
+            <w:pPr>
+              <w:spacing w:after="0"/>
+              <w:jc w:val="center"/>
+            </w:pPr>
+            <w:r>
+              <w:rPr>
+                <w:rFonts w:ascii="Adani" w:hAnsi="Adani" w:eastAsia="Adani" w:cs="Adani"/>
+                <w:b w:val="0"/>
+                <w:sz w:val="23"/>
+              </w:rPr>
+              <w:t>03/02/2026</w:t>
+            </w:r>
+          </w:p>
+        </w:tc>
+        <w:tc>
+          <w:tcPr>
+            <w:tcW w:type="dxa" w:w="2250"/>
+          </w:tcPr>
+          <w:p>
+            <w:pPr>
+              <w:spacing w:after="0"/>
+              <w:jc w:val="center"/>
+            </w:pPr>
+          </w:p>
+        </w:tc>
+      </w:tr>
+      <w:tr>
+        <w:tc>
+          <w:tcPr>
+            <w:tcW w:type="dxa" w:w="636"/>
+          </w:tcPr>
+          <w:p>
+            <w:pPr>
+              <w:spacing w:after="0"/>
+              <w:ind w:left="360"/>
+            </w:pPr>
+            <w:r>
+              <w:rPr>
+                <w:rFonts w:ascii="Adani" w:hAnsi="Adani" w:eastAsia="Adani" w:cs="Adani"/>
+                <w:b w:val="0"/>
+                <w:sz w:val="23"/>
+              </w:rPr>
+              <w:t>4</w:t>
+            </w:r>
+          </w:p>
+        </w:tc>
+        <w:tc>
+          <w:tcPr>
+            <w:tcW w:type="dxa" w:w="3864"/>
+          </w:tcPr>
+          <w:p>
+            <w:pPr>
+              <w:spacing w:after="0"/>
+              <w:jc w:val="both"/>
+            </w:pPr>
+            <w:r>
+              <w:rPr>
+                <w:rFonts w:ascii="Adani" w:hAnsi="Adani" w:eastAsia="Adani" w:cs="Adani"/>
+                <w:b w:val="0"/>
+                <w:sz w:val="23"/>
+              </w:rPr>
+              <w:t>ADANI HABITATS PRIVATE LIMITED</w:t>
+            </w:r>
+          </w:p>
+        </w:tc>
+        <w:tc>
+          <w:tcPr>
+            <w:tcW w:type="dxa" w:w="2610"/>
+          </w:tcPr>
+          <w:p>
+            <w:pPr>
+              <w:spacing w:after="0"/>
+              <w:jc w:val="center"/>
+            </w:pPr>
+            <w:r>
+              <w:rPr>
+                <w:rFonts w:ascii="Adani" w:hAnsi="Adani" w:eastAsia="Adani" w:cs="Adani"/>
+                <w:b w:val="0"/>
+                <w:sz w:val="23"/>
+              </w:rPr>
+              <w:t>29/07/2008</w:t>
+            </w:r>
+          </w:p>
+        </w:tc>
+        <w:tc>
+          <w:tcPr>
+            <w:tcW w:type="dxa" w:w="2250"/>
+          </w:tcPr>
+          <w:p>
+            <w:pPr>
+              <w:spacing w:after="0"/>
+              <w:jc w:val="center"/>
+            </w:pPr>
+          </w:p>
+        </w:tc>
+      </w:tr>
+      <w:tr>
+        <w:tc>
+          <w:tcPr>
+            <w:tcW w:type="dxa" w:w="636"/>
+          </w:tcPr>
+          <w:p>
+            <w:pPr>
+              <w:spacing w:after="0"/>
+              <w:ind w:left="360"/>
+            </w:pPr>
+            <w:r>
+              <w:rPr>
+                <w:rFonts w:ascii="Adani" w:hAnsi="Adani" w:eastAsia="Adani" w:cs="Adani"/>
+                <w:b w:val="0"/>
+                <w:sz w:val="23"/>
+              </w:rPr>
+              <w:t>5</w:t>
+            </w:r>
+          </w:p>
+        </w:tc>
+        <w:tc>
+          <w:tcPr>
+            <w:tcW w:type="dxa" w:w="3864"/>
+          </w:tcPr>
+          <w:p>
+            <w:pPr>
+              <w:spacing w:after="0"/>
+              <w:jc w:val="both"/>
+            </w:pPr>
+            <w:r>
+              <w:rPr>
+                <w:rFonts w:ascii="Adani" w:hAnsi="Adani" w:eastAsia="Adani" w:cs="Adani"/>
+                <w:b w:val="0"/>
+                <w:sz w:val="23"/>
+              </w:rPr>
               <w:t>ADITYA CORPEX PRIVATE LIMITED</w:t>
             </w:r>
           </w:p>
@@ -391,7 +671,7 @@
                 <w:b w:val="0"/>
                 <w:sz w:val="23"/>
               </w:rPr>
-              <w:t>2</w:t>
+              <w:t>6</w:t>
             </w:r>
           </w:p>
         </w:tc>
@@ -404,6 +684,14 @@
               <w:spacing w:after="0"/>
               <w:jc w:val="both"/>
             </w:pPr>
+            <w:r>
+              <w:rPr>
+                <w:rFonts w:ascii="Adani" w:hAnsi="Adani" w:eastAsia="Adani" w:cs="Adani"/>
+                <w:b w:val="0"/>
+                <w:sz w:val="23"/>
+              </w:rPr>
+              <w:t>HINDUJA EXPORTS PRIVATE LIMITED</w:t>
+            </w:r>
           </w:p>
         </w:tc>
         <w:tc>
@@ -415,6 +703,14 @@
               <w:spacing w:after="0"/>
               <w:jc w:val="center"/>
             </w:pPr>
+            <w:r>
+              <w:rPr>
+                <w:rFonts w:ascii="Adani" w:hAnsi="Adani" w:eastAsia="Adani" w:cs="Adani"/>
+                <w:b w:val="0"/>
+                <w:sz w:val="23"/>
+              </w:rPr>
+              <w:t>13/10/2004</w:t>
+            </w:r>
           </w:p>
         </w:tc>
         <w:tc>
@@ -445,7 +741,7 @@
                 <w:b w:val="0"/>
                 <w:sz w:val="23"/>
               </w:rPr>
-              <w:t>3</w:t>
+              <w:t>7</w:t>
             </w:r>
           </w:p>
         </w:tc>
@@ -458,6 +754,14 @@
               <w:spacing w:after="0"/>
               <w:jc w:val="both"/>
             </w:pPr>
+            <w:r>
+              <w:rPr>
+                <w:rFonts w:ascii="Adani" w:hAnsi="Adani" w:eastAsia="Adani" w:cs="Adani"/>
+                <w:b w:val="0"/>
+                <w:sz w:val="23"/>
+              </w:rPr>
+              <w:t>GUJARAT ADANI INFRASTRUCTURE PRIVATE LIMITED</w:t>
+            </w:r>
           </w:p>
         </w:tc>
         <w:tc>
@@ -469,6 +773,84 @@
               <w:spacing w:after="0"/>
               <w:jc w:val="center"/>
             </w:pPr>
+            <w:r>
+              <w:rPr>
+                <w:rFonts w:ascii="Adani" w:hAnsi="Adani" w:eastAsia="Adani" w:cs="Adani"/>
+                <w:b w:val="0"/>
+                <w:sz w:val="23"/>
+              </w:rPr>
+              <w:t>09/06/2004</w:t>
+            </w:r>
+          </w:p>
+        </w:tc>
+        <w:tc>
+          <w:tcPr>
+            <w:tcW w:type="dxa" w:w="2250"/>
+          </w:tcPr>
+          <w:p>
+            <w:pPr>
+              <w:spacing w:after="0"/>
+              <w:jc w:val="center"/>
+            </w:pPr>
+          </w:p>
+        </w:tc>
+      </w:tr>
+      <w:tr>
+        <w:tc>
+          <w:tcPr>
+            <w:tcW w:type="dxa" w:w="636"/>
+          </w:tcPr>
+          <w:p>
+            <w:pPr>
+              <w:spacing w:after="0"/>
+              <w:ind w:left="360"/>
+            </w:pPr>
+            <w:r>
+              <w:rPr>
+                <w:rFonts w:ascii="Adani" w:hAnsi="Adani" w:eastAsia="Adani" w:cs="Adani"/>
+                <w:b w:val="0"/>
+                <w:sz w:val="23"/>
+              </w:rPr>
+              <w:t>8</w:t>
+            </w:r>
+          </w:p>
+        </w:tc>
+        <w:tc>
+          <w:tcPr>
+            <w:tcW w:type="dxa" w:w="3864"/>
+          </w:tcPr>
+          <w:p>
+            <w:pPr>
+              <w:spacing w:after="0"/>
+              <w:jc w:val="both"/>
+            </w:pPr>
+            <w:r>
+              <w:rPr>
+                <w:rFonts w:ascii="Adani" w:hAnsi="Adani" w:eastAsia="Adani" w:cs="Adani"/>
+                <w:b w:val="0"/>
+                <w:sz w:val="23"/>
+              </w:rPr>
+              <w:t>ADANI PORT INFRASTRUCTURE PRIVATE LIMITE D</w:t>
+            </w:r>
+          </w:p>
+        </w:tc>
+        <w:tc>
+          <w:tcPr>
+            <w:tcW w:type="dxa" w:w="2610"/>
+          </w:tcPr>
+          <w:p>
+            <w:pPr>
+              <w:spacing w:after="0"/>
+              <w:jc w:val="center"/>
+            </w:pPr>
+            <w:r>
+              <w:rPr>
+                <w:rFonts w:ascii="Adani" w:hAnsi="Adani" w:eastAsia="Adani" w:cs="Adani"/>
+                <w:b w:val="0"/>
+                <w:sz w:val="23"/>
+              </w:rPr>
+              <w:t>15/05/2002</w:t>
+            </w:r>
           </w:p>
         </w:tc>
         <w:tc>
@@ -583,7 +965,7 @@
           <w:b w:val="0"/>
           <w:sz w:val="23"/>
         </w:rPr>
-        <w:t xml:space="preserve">Date: 07th May, 2026</w:t>
+        <w:t xml:space="preserve">Date: 15th May, 2026</w:t>
         <w:tab/>
       </w:r>
     </w:p>
